--- a/docs/model_training_plan.docx
+++ b/docs/model_training_plan.docx
@@ -121,7 +121,7 @@
         <w:pStyle w:val="ListBullet"/>
       </w:pPr>
       <w:r>
-        <w:t>Resultado: PyTorch dejo de colapsar y alcanzo F1 0.5217 en test.</w:t>
+        <w:t>Resultado: PyTorch dejo de colapsar y alcanzo F1 0.6905 en test.</w:t>
       </w:r>
     </w:p>
     <w:p/>
@@ -236,7 +236,7 @@
         <w:pStyle w:val="ListBullet"/>
       </w:pPr>
       <w:r>
-        <w:t>Estado actual: el baseline sigue mejor que PyTorch en test con F1 0.5745 vs 0.5217.</w:t>
+        <w:t>Estado actual: el baseline sigue mejor que PyTorch en test con F1 0.8536 vs 0.6905.</w:t>
       </w:r>
     </w:p>
     <w:p/>
@@ -267,6 +267,47 @@
     <w:p/>
     <w:p>
       <w:pPr>
+        <w:pStyle w:val="Heading3"/>
+      </w:pPr>
+      <w:r>
+        <w:t>Etapa 6 completada: crecimiento con features historicas</w:t>
+      </w:r>
+    </w:p>
+    <w:p>
+      <w:pPr>
+        <w:pStyle w:val="ListBullet"/>
+      </w:pPr>
+      <w:r>
+        <w:t>Se agregaron features historicas agregadas con `pandas`.</w:t>
+      </w:r>
+    </w:p>
+    <w:p>
+      <w:pPr>
+        <w:pStyle w:val="ListBullet"/>
+      </w:pPr>
+      <w:r>
+        <w:t>Se sintetizo historial de `PlayerStat` en la base de entrenamiento.</w:t>
+      </w:r>
+    </w:p>
+    <w:p>
+      <w:pPr>
+        <w:pStyle w:val="ListBullet"/>
+      </w:pPr>
+      <w:r>
+        <w:t>Resultado: PyTorch mejoro hasta F1 0.6905 y PR-AUC 0.7887.</w:t>
+      </w:r>
+    </w:p>
+    <w:p>
+      <w:pPr>
+        <w:pStyle w:val="ListBullet"/>
+      </w:pPr>
+      <w:r>
+        <w:t>Aun asi, el baseline lineal balanceado sigue siendo superior.</w:t>
+      </w:r>
+    </w:p>
+    <w:p/>
+    <w:p>
+      <w:pPr>
         <w:pStyle w:val="Heading2"/>
       </w:pPr>
       <w:r>
@@ -278,47 +319,7 @@
         <w:pStyle w:val="Heading3"/>
       </w:pPr>
       <w:r>
-        <w:t>Etapa 6 opcional: crecimiento del modelo</w:t>
-      </w:r>
-    </w:p>
-    <w:p>
-      <w:pPr>
-        <w:pStyle w:val="ListBullet"/>
-      </w:pPr>
-      <w:r>
-        <w:t>Agregar features historicas agregadas con `pandas`:</w:t>
-      </w:r>
-    </w:p>
-    <w:p>
-      <w:pPr>
-        <w:pStyle w:val="ListBullet"/>
-      </w:pPr>
-      <w:r>
-        <w:t>cantidad de registros</w:t>
-      </w:r>
-    </w:p>
-    <w:p>
-      <w:pPr>
-        <w:pStyle w:val="ListBullet"/>
-      </w:pPr>
-      <w:r>
-        <w:t>promedio de `final_score`</w:t>
-      </w:r>
-    </w:p>
-    <w:p>
-      <w:pPr>
-        <w:pStyle w:val="ListBullet"/>
-      </w:pPr>
-      <w:r>
-        <w:t>promedio de precision de pase</w:t>
-      </w:r>
-    </w:p>
-    <w:p>
-      <w:pPr>
-        <w:pStyle w:val="ListBullet"/>
-      </w:pPr>
-      <w:r>
-        <w:t>ultimo rendimiento disponible</w:t>
+        <w:t>Etapa 7 opcional: calibracion y cierre metodologico</w:t>
       </w:r>
     </w:p>
     <w:p>
@@ -327,6 +328,14 @@
       </w:pPr>
       <w:r>
         <w:t>Evaluar calibracion de probabilidades si se necesita que la probabilidad base sea mas interpretable.</w:t>
+      </w:r>
+    </w:p>
+    <w:p>
+      <w:pPr>
+        <w:pStyle w:val="ListBullet"/>
+      </w:pPr>
+      <w:r>
+        <w:t>Revisar si conviene simplificar arquitectura de la MLP o ajustar regularizacion.</w:t>
       </w:r>
     </w:p>
     <w:p>
@@ -351,7 +360,7 @@
         <w:pStyle w:val="ListBullet"/>
       </w:pPr>
       <w:r>
-        <w:t>Las nuevas features historicas deben mejorar al menos una de estas metricas de PyTorch en test sin degradar claramente las demas:</w:t>
+        <w:t>La siguiente iteracion debe mejorar o estabilizar al menos una de estas metricas de PyTorch en test sin degradar claramente las demas:</w:t>
       </w:r>
     </w:p>
     <w:p>
@@ -449,6 +458,14 @@
       </w:pPr>
       <w:r>
         <w:t>Tests de generacion sintetica sensibles a edad y posicion.</w:t>
+      </w:r>
+    </w:p>
+    <w:p>
+      <w:pPr>
+        <w:pStyle w:val="ListBullet"/>
+      </w:pPr>
+      <w:r>
+        <w:t>Tests de merge de features historicas.</w:t>
       </w:r>
     </w:p>
     <w:p>

--- a/docs/model_training_plan.docx
+++ b/docs/model_training_plan.docx
@@ -121,7 +121,7 @@
         <w:pStyle w:val="ListBullet"/>
       </w:pPr>
       <w:r>
-        <w:t>Resultado: PyTorch dejo de colapsar y alcanzo F1 0.6905 en test.</w:t>
+        <w:t>Resultado: PyTorch dejo de colapsar y alcanzo F1 0.5751 en test.</w:t>
       </w:r>
     </w:p>
     <w:p/>
@@ -236,7 +236,7 @@
         <w:pStyle w:val="ListBullet"/>
       </w:pPr>
       <w:r>
-        <w:t>Estado actual: el baseline sigue mejor que PyTorch en test con F1 0.8536 vs 0.6905.</w:t>
+        <w:t>Estado actual: el baseline sigue mejor que PyTorch en test con F1 0.6878 vs 0.5751.</w:t>
       </w:r>
     </w:p>
     <w:p/>
@@ -294,7 +294,23 @@
         <w:pStyle w:val="ListBullet"/>
       </w:pPr>
       <w:r>
-        <w:t>Resultado: PyTorch mejoro hasta F1 0.6905 y PR-AUC 0.7887.</w:t>
+        <w:t>Se integraron features de `PlayerAttributeHistory` al entrenamiento e inferencia.</w:t>
+      </w:r>
+    </w:p>
+    <w:p>
+      <w:pPr>
+        <w:pStyle w:val="ListBullet"/>
+      </w:pPr>
+      <w:r>
+        <w:t>La base de entrenamiento ahora representa trayectoria tecnica del jugador, no solo foto fija.</w:t>
+      </w:r>
+    </w:p>
+    <w:p>
+      <w:pPr>
+        <w:pStyle w:val="ListBullet"/>
+      </w:pPr>
+      <w:r>
+        <w:t>Resultado actual: PyTorch queda en F1 0.5751 y PR-AUC 0.6153.</w:t>
       </w:r>
     </w:p>
     <w:p>
@@ -319,7 +335,7 @@
         <w:pStyle w:val="Heading3"/>
       </w:pPr>
       <w:r>
-        <w:t>Etapa 7 opcional: calibracion y cierre metodologico</w:t>
+        <w:t>Etapa 7 recomendada: contexto de partido y target temporal</w:t>
       </w:r>
     </w:p>
     <w:p>
@@ -327,7 +343,7 @@
         <w:pStyle w:val="ListBullet"/>
       </w:pPr>
       <w:r>
-        <w:t>Evaluar calibracion de probabilidades si se necesita que la probabilidad base sea mas interpretable.</w:t>
+        <w:t>Agregar una tabla `Match` con contexto minimo del partido.</w:t>
       </w:r>
     </w:p>
     <w:p>
@@ -335,7 +351,15 @@
         <w:pStyle w:val="ListBullet"/>
       </w:pPr>
       <w:r>
-        <w:t>Revisar si conviene simplificar arquitectura de la MLP o ajustar regularizacion.</w:t>
+        <w:t>Agregar una tabla de participacion del jugador por partido.</w:t>
+      </w:r>
+    </w:p>
+    <w:p>
+      <w:pPr>
+        <w:pStyle w:val="ListBullet"/>
+      </w:pPr>
+      <w:r>
+        <w:t>Redefinir el target hacia una meta temporal de progresion, no solo `potential_label`.</w:t>
       </w:r>
     </w:p>
     <w:p>
@@ -385,6 +409,14 @@
       </w:pPr>
       <w:r>
         <w:t>Recall positiva</w:t>
+      </w:r>
+    </w:p>
+    <w:p>
+      <w:pPr>
+        <w:pStyle w:val="ListBullet"/>
+      </w:pPr>
+      <w:r>
+        <w:t>Y ademas debe volver mas explicable la prediccion desde el punto de vista futbolistico.</w:t>
       </w:r>
     </w:p>
     <w:p>
@@ -466,6 +498,14 @@
       </w:pPr>
       <w:r>
         <w:t>Tests de merge de features historicas.</w:t>
+      </w:r>
+    </w:p>
+    <w:p>
+      <w:pPr>
+        <w:pStyle w:val="ListBullet"/>
+      </w:pPr>
+      <w:r>
+        <w:t>Tests de features longitudinales de `PlayerAttributeHistory`.</w:t>
       </w:r>
     </w:p>
     <w:p>

--- a/docs/model_training_plan.docx
+++ b/docs/model_training_plan.docx
@@ -121,7 +121,7 @@
         <w:pStyle w:val="ListBullet"/>
       </w:pPr>
       <w:r>
-        <w:t>Resultado: PyTorch dejo de colapsar y alcanzo F1 0.5751 en test.</w:t>
+        <w:t>Resultado: PyTorch dejo de colapsar y alcanzo F1 0.6042 en test.</w:t>
       </w:r>
     </w:p>
     <w:p/>
@@ -236,7 +236,7 @@
         <w:pStyle w:val="ListBullet"/>
       </w:pPr>
       <w:r>
-        <w:t>Estado actual: el baseline sigue mejor que PyTorch en test con F1 0.6878 vs 0.5751.</w:t>
+        <w:t>Estado actual: el baseline sigue mejor que PyTorch en test con F1 0.6769 vs 0.6042.</w:t>
       </w:r>
     </w:p>
     <w:p/>
@@ -310,7 +310,7 @@
         <w:pStyle w:val="ListBullet"/>
       </w:pPr>
       <w:r>
-        <w:t>Resultado actual: PyTorch queda en F1 0.5751 y PR-AUC 0.6153.</w:t>
+        <w:t>Resultado actual: PyTorch queda en F1 0.6042 y PR-AUC 0.6508.</w:t>
       </w:r>
     </w:p>
     <w:p>
@@ -319,6 +319,63 @@
       </w:pPr>
       <w:r>
         <w:t>Aun asi, el baseline lineal balanceado sigue siendo superior.</w:t>
+      </w:r>
+    </w:p>
+    <w:p/>
+    <w:p>
+      <w:pPr>
+        <w:pStyle w:val="Heading3"/>
+      </w:pPr>
+      <w:r>
+        <w:t>Etapa 7 completada: contexto de partido y ScoutReport</w:t>
+      </w:r>
+    </w:p>
+    <w:p>
+      <w:pPr>
+        <w:pStyle w:val="ListBullet"/>
+      </w:pPr>
+      <w:r>
+        <w:t>Se agregaron `Match` y `PlayerMatchParticipation` al esquema.</w:t>
+      </w:r>
+    </w:p>
+    <w:p>
+      <w:pPr>
+        <w:pStyle w:val="ListBullet"/>
+      </w:pPr>
+      <w:r>
+        <w:t>El generador sintetico ahora crea partidos con contexto y participacion puntual del jugador.</w:t>
+      </w:r>
+    </w:p>
+    <w:p>
+      <w:pPr>
+        <w:pStyle w:val="ListBullet"/>
+      </w:pPr>
+      <w:r>
+        <w:t>`PlayerStat` pasa a derivarse de esas participaciones.</w:t>
+      </w:r>
+    </w:p>
+    <w:p>
+      <w:pPr>
+        <w:pStyle w:val="ListBullet"/>
+      </w:pPr>
+      <w:r>
+        <w:t>Se agregaron `ScoutReport` sinteticos al esquema y al pipeline.</w:t>
+      </w:r>
+    </w:p>
+    <w:p>
+      <w:pPr>
+        <w:pStyle w:val="ListBullet"/>
+      </w:pPr>
+      <w:r>
+        <w:t>Resultado actual: PyTorch queda en F1 0.6042 y PR-AUC 0.6508.</w:t>
+      </w:r>
+    </w:p>
+    <w:p>
+      <w:pPr>
+        <w:pStyle w:val="ListBullet"/>
+      </w:pPr>
+      <w:r>
+        <w:t>El baseline lineal balanceado sigue siendo superior.</w:t>
       </w:r>
     </w:p>
     <w:p/>
@@ -335,23 +392,7 @@
         <w:pStyle w:val="Heading3"/>
       </w:pPr>
       <w:r>
-        <w:t>Etapa 7 recomendada: contexto de partido y target temporal</w:t>
-      </w:r>
-    </w:p>
-    <w:p>
-      <w:pPr>
-        <w:pStyle w:val="ListBullet"/>
-      </w:pPr>
-      <w:r>
-        <w:t>Agregar una tabla `Match` con contexto minimo del partido.</w:t>
-      </w:r>
-    </w:p>
-    <w:p>
-      <w:pPr>
-        <w:pStyle w:val="ListBullet"/>
-      </w:pPr>
-      <w:r>
-        <w:t>Agregar una tabla de participacion del jugador por partido.</w:t>
+        <w:t>Etapa 8 recomendada: target temporal y validacion metodologica</w:t>
       </w:r>
     </w:p>
     <w:p>
@@ -367,7 +408,15 @@
         <w:pStyle w:val="ListBullet"/>
       </w:pPr>
       <w:r>
-        <w:t>Volver a comparar PyTorch contra el baseline lineal bajo el mismo split.</w:t>
+        <w:t>Evaluar si conviene sumar `Availability` o `PhysicalAssessment`.</w:t>
+      </w:r>
+    </w:p>
+    <w:p>
+      <w:pPr>
+        <w:pStyle w:val="ListBullet"/>
+      </w:pPr>
+      <w:r>
+        <w:t>Revisar si PyTorch puede justificar su complejidad frente al baseline lineal.</w:t>
       </w:r>
     </w:p>
     <w:p/>
@@ -506,6 +555,14 @@
       </w:pPr>
       <w:r>
         <w:t>Tests de features longitudinales de `PlayerAttributeHistory`.</w:t>
+      </w:r>
+    </w:p>
+    <w:p>
+      <w:pPr>
+        <w:pStyle w:val="ListBullet"/>
+      </w:pPr>
+      <w:r>
+        <w:t>Tests de contexto de partido y `ScoutReport`.</w:t>
       </w:r>
     </w:p>
     <w:p>

--- a/docs/model_training_plan.docx
+++ b/docs/model_training_plan.docx
@@ -121,7 +121,7 @@
         <w:pStyle w:val="ListBullet"/>
       </w:pPr>
       <w:r>
-        <w:t>Resultado: PyTorch dejo de colapsar y alcanzo F1 0.6042 en test.</w:t>
+        <w:t>Resultado: PyTorch dejo de colapsar y alcanzo F1 0.2528 en test.</w:t>
       </w:r>
     </w:p>
     <w:p/>
@@ -236,7 +236,7 @@
         <w:pStyle w:val="ListBullet"/>
       </w:pPr>
       <w:r>
-        <w:t>Estado actual: el baseline sigue mejor que PyTorch en test con F1 0.6769 vs 0.6042.</w:t>
+        <w:t>Estado actual: el baseline sigue mejor que PyTorch en test con F1 0.3922 vs 0.2528.</w:t>
       </w:r>
     </w:p>
     <w:p/>
@@ -310,7 +310,7 @@
         <w:pStyle w:val="ListBullet"/>
       </w:pPr>
       <w:r>
-        <w:t>Resultado actual: PyTorch queda en F1 0.6042 y PR-AUC 0.6508.</w:t>
+        <w:t>Resultado actual: PyTorch queda en F1 0.2528 y PR-AUC 0.2598.</w:t>
       </w:r>
     </w:p>
     <w:p>
@@ -367,7 +367,56 @@
         <w:pStyle w:val="ListBullet"/>
       </w:pPr>
       <w:r>
-        <w:t>Resultado actual: PyTorch queda en F1 0.6042 y PR-AUC 0.6508.</w:t>
+        <w:t>Resultado actual: PyTorch queda en F1 0.2528 y PR-AUC 0.2598.</w:t>
+      </w:r>
+    </w:p>
+    <w:p>
+      <w:pPr>
+        <w:pStyle w:val="ListBullet"/>
+      </w:pPr>
+      <w:r>
+        <w:t>El baseline lineal balanceado sigue siendo superior.</w:t>
+      </w:r>
+    </w:p>
+    <w:p/>
+    <w:p>
+      <w:pPr>
+        <w:pStyle w:val="Heading3"/>
+      </w:pPr>
+      <w:r>
+        <w:t>Etapa 8 completada: target temporal de progresion</w:t>
+      </w:r>
+    </w:p>
+    <w:p>
+      <w:pPr>
+        <w:pStyle w:val="ListBullet"/>
+      </w:pPr>
+      <w:r>
+        <w:t>El entrenamiento deja de usar `potential_label` como target principal.</w:t>
+      </w:r>
+    </w:p>
+    <w:p>
+      <w:pPr>
+        <w:pStyle w:val="ListBullet"/>
+      </w:pPr>
+      <w:r>
+        <w:t>Las features de entrenamiento se construyen en un punto de corte observado de la trayectoria.</w:t>
+      </w:r>
+    </w:p>
+    <w:p>
+      <w:pPr>
+        <w:pStyle w:val="ListBullet"/>
+      </w:pPr>
+      <w:r>
+        <w:t>El target positivo se define por crecimiento tecnico futuro y mejora o consolidacion de rendimiento futuro.</w:t>
+      </w:r>
+    </w:p>
+    <w:p>
+      <w:pPr>
+        <w:pStyle w:val="ListBullet"/>
+      </w:pPr>
+      <w:r>
+        <w:t>Resultado actual: PyTorch queda en F1 0.2528 y PR-AUC 0.2598 sobre un target con tasa positiva 4.94%.</w:t>
       </w:r>
     </w:p>
     <w:p>
@@ -392,7 +441,7 @@
         <w:pStyle w:val="Heading3"/>
       </w:pPr>
       <w:r>
-        <w:t>Etapa 8 recomendada: target temporal y validacion metodologica</w:t>
+        <w:t>Etapa 9 recomendada: recalibracion del target y senales de disponibilidad</w:t>
       </w:r>
     </w:p>
     <w:p>
@@ -400,7 +449,7 @@
         <w:pStyle w:val="ListBullet"/>
       </w:pPr>
       <w:r>
-        <w:t>Redefinir el target hacia una meta temporal de progresion, no solo `potential_label`.</w:t>
+        <w:t>Revisar los umbrales del target temporal para evitar un positivo demasiado raro o demasiado facil.</w:t>
       </w:r>
     </w:p>
     <w:p>
@@ -416,7 +465,7 @@
         <w:pStyle w:val="ListBullet"/>
       </w:pPr>
       <w:r>
-        <w:t>Revisar si PyTorch puede justificar su complejidad frente al baseline lineal.</w:t>
+        <w:t>Revisar si PyTorch puede justificar su complejidad frente al baseline lineal bajo este target temporal.</w:t>
       </w:r>
     </w:p>
     <w:p/>

--- a/docs/model_training_plan.docx
+++ b/docs/model_training_plan.docx
@@ -121,7 +121,7 @@
         <w:pStyle w:val="ListBullet"/>
       </w:pPr>
       <w:r>
-        <w:t>Resultado: PyTorch dejo de colapsar y alcanzo F1 0.2528 en test.</w:t>
+        <w:t>Resultado: PyTorch dejo de colapsar y alcanzo F1 0.4231 en test.</w:t>
       </w:r>
     </w:p>
     <w:p/>
@@ -236,7 +236,7 @@
         <w:pStyle w:val="ListBullet"/>
       </w:pPr>
       <w:r>
-        <w:t>Estado actual: el baseline sigue mejor que PyTorch en test con F1 0.3922 vs 0.2528.</w:t>
+        <w:t>Estado actual: el baseline sigue mejor que PyTorch en test con F1 0.4409 vs 0.4231.</w:t>
       </w:r>
     </w:p>
     <w:p/>
@@ -310,7 +310,7 @@
         <w:pStyle w:val="ListBullet"/>
       </w:pPr>
       <w:r>
-        <w:t>Resultado actual: PyTorch queda en F1 0.2528 y PR-AUC 0.2598.</w:t>
+        <w:t>Resultado actual: PyTorch queda en F1 0.4231 y PR-AUC 0.3279.</w:t>
       </w:r>
     </w:p>
     <w:p>
@@ -367,7 +367,7 @@
         <w:pStyle w:val="ListBullet"/>
       </w:pPr>
       <w:r>
-        <w:t>Resultado actual: PyTorch queda en F1 0.2528 y PR-AUC 0.2598.</w:t>
+        <w:t>Resultado actual: PyTorch queda en F1 0.4231 y PR-AUC 0.3279.</w:t>
       </w:r>
     </w:p>
     <w:p>
@@ -416,7 +416,7 @@
         <w:pStyle w:val="ListBullet"/>
       </w:pPr>
       <w:r>
-        <w:t>Resultado actual: PyTorch queda en F1 0.2528 y PR-AUC 0.2598 sobre un target con tasa positiva 4.94%.</w:t>
+        <w:t>Resultado actual: PyTorch queda en F1 0.4231 y PR-AUC 0.3279 sobre un target con tasa positiva 3.00%.</w:t>
       </w:r>
     </w:p>
     <w:p>

--- a/docs/model_training_plan.docx
+++ b/docs/model_training_plan.docx
@@ -97,6 +97,14 @@
         <w:pStyle w:val="ListBullet"/>
       </w:pPr>
       <w:r>
+        <w:t>`shuffle` por defecto en lugar de doble rebalanceo fijo.</w:t>
+      </w:r>
+    </w:p>
+    <w:p>
+      <w:pPr>
+        <w:pStyle w:val="ListBullet"/>
+      </w:pPr>
+      <w:r>
         <w:t>Split `train / validation / test`.</w:t>
       </w:r>
     </w:p>
@@ -121,7 +129,7 @@
         <w:pStyle w:val="ListBullet"/>
       </w:pPr>
       <w:r>
-        <w:t>Resultado: PyTorch dejo de colapsar y alcanzo F1 0.4231 en test.</w:t>
+        <w:t>Resultado: PyTorch dejo de colapsar y alcanzo F1 0.3768 en test.</w:t>
       </w:r>
     </w:p>
     <w:p/>
@@ -236,7 +244,7 @@
         <w:pStyle w:val="ListBullet"/>
       </w:pPr>
       <w:r>
-        <w:t>Estado actual: el baseline sigue mejor que PyTorch en test con F1 0.4409 vs 0.4231.</w:t>
+        <w:t>Estado actual: PyTorch supera al baseline en F1 operativa con 0.3768 vs 0.3659, pero sigue por debajo en `PR-AUC`.</w:t>
       </w:r>
     </w:p>
     <w:p/>
@@ -310,7 +318,7 @@
         <w:pStyle w:val="ListBullet"/>
       </w:pPr>
       <w:r>
-        <w:t>Resultado actual: PyTorch queda en F1 0.4231 y PR-AUC 0.3279.</w:t>
+        <w:t>Resultado actual: PyTorch queda en F1 0.3768 y PR-AUC 0.2371.</w:t>
       </w:r>
     </w:p>
     <w:p>
@@ -367,7 +375,7 @@
         <w:pStyle w:val="ListBullet"/>
       </w:pPr>
       <w:r>
-        <w:t>Resultado actual: PyTorch queda en F1 0.4231 y PR-AUC 0.3279.</w:t>
+        <w:t>Resultado actual: PyTorch queda en F1 0.3768 y PR-AUC 0.2371.</w:t>
       </w:r>
     </w:p>
     <w:p>
@@ -416,7 +424,7 @@
         <w:pStyle w:val="ListBullet"/>
       </w:pPr>
       <w:r>
-        <w:t>Resultado actual: PyTorch queda en F1 0.4231 y PR-AUC 0.3279 sobre un target con tasa positiva 3.00%.</w:t>
+        <w:t>Resultado actual: PyTorch queda en F1 0.3768 y PR-AUC 0.2371 sobre un target con tasa positiva 1.69%.</w:t>
       </w:r>
     </w:p>
     <w:p>
@@ -425,6 +433,96 @@
       </w:pPr>
       <w:r>
         <w:t>El baseline lineal balanceado sigue siendo superior.</w:t>
+      </w:r>
+    </w:p>
+    <w:p/>
+    <w:p>
+      <w:pPr>
+        <w:pStyle w:val="Heading3"/>
+      </w:pPr>
+      <w:r>
+        <w:t>Etapa 9 completada: senales de disponibilidad y fisico</w:t>
+      </w:r>
+    </w:p>
+    <w:p>
+      <w:pPr>
+        <w:pStyle w:val="ListBullet"/>
+      </w:pPr>
+      <w:r>
+        <w:t>Se agregaron `PhysicalAssessment` y `PlayerAvailability`.</w:t>
+      </w:r>
+    </w:p>
+    <w:p>
+      <w:pPr>
+        <w:pStyle w:val="ListBullet"/>
+      </w:pPr>
+      <w:r>
+        <w:t>El generador sintetico ahora modela maduracion corporal, fatiga, carga, lesion e inactividad.</w:t>
+      </w:r>
+    </w:p>
+    <w:p>
+      <w:pPr>
+        <w:pStyle w:val="ListBullet"/>
+      </w:pPr>
+      <w:r>
+        <w:t>Las features agregadas de disponibilidad y fisico ya entran tanto en entrenamiento como en inferencia.</w:t>
+      </w:r>
+    </w:p>
+    <w:p>
+      <w:pPr>
+        <w:pStyle w:val="ListBullet"/>
+      </w:pPr>
+      <w:r>
+        <w:t>Resultado actual: PyTorch queda en F1 0.3768 y PR-AUC 0.2371.</w:t>
+      </w:r>
+    </w:p>
+    <w:p>
+      <w:pPr>
+        <w:pStyle w:val="ListBullet"/>
+      </w:pPr>
+      <w:r>
+        <w:t>Conclusion honesta: el dataset queda metodologicamente mas rico y la arquitectura residual ya mejora el F1 operativo, pero el baseline lineal balanceado sigue arriba en ranking global.</w:t>
+      </w:r>
+    </w:p>
+    <w:p/>
+    <w:p>
+      <w:pPr>
+        <w:pStyle w:val="Heading3"/>
+      </w:pPr>
+      <w:r>
+        <w:t>Etapa 10 completada: bootstrap lineal y correccion residual en PyTorch</w:t>
+      </w:r>
+    </w:p>
+    <w:p>
+      <w:pPr>
+        <w:pStyle w:val="ListBullet"/>
+      </w:pPr>
+      <w:r>
+        <w:t>`PlayerNet` ahora se inicializa desde la solucion de `LogisticRegression(class_weight="balanced")`.</w:t>
+      </w:r>
+    </w:p>
+    <w:p>
+      <w:pPr>
+        <w:pStyle w:val="ListBullet"/>
+      </w:pPr>
+      <w:r>
+        <w:t>La rama lineal queda dentro del modelo PyTorch y una rama residual aprende correcciones no lineales.</w:t>
+      </w:r>
+    </w:p>
+    <w:p>
+      <w:pPr>
+        <w:pStyle w:val="ListBullet"/>
+      </w:pPr>
+      <w:r>
+        <w:t>El entrenamiento pasa a usar `pos_weight` completo y `shuffle` por defecto.</w:t>
+      </w:r>
+    </w:p>
+    <w:p>
+      <w:pPr>
+        <w:pStyle w:val="ListBullet"/>
+      </w:pPr>
+      <w:r>
+        <w:t>Resultado actual: PyTorch supera al baseline en `F1` y precision, pero no en `ROC-AUC` ni `PR-AUC`.</w:t>
       </w:r>
     </w:p>
     <w:p/>
@@ -441,7 +539,7 @@
         <w:pStyle w:val="Heading3"/>
       </w:pPr>
       <w:r>
-        <w:t>Etapa 9 recomendada: recalibracion del target y senales de disponibilidad</w:t>
+        <w:t>Etapa 11 recomendada: redisenar aun mas el target y la relacion partido-plantel</w:t>
       </w:r>
     </w:p>
     <w:p>
@@ -449,7 +547,7 @@
         <w:pStyle w:val="ListBullet"/>
       </w:pPr>
       <w:r>
-        <w:t>Revisar los umbrales del target temporal para evitar un positivo demasiado raro o demasiado facil.</w:t>
+        <w:t>Revisar otra vez los umbrales del target temporal para evitar un positivo demasiado raro o demasiado facil.</w:t>
       </w:r>
     </w:p>
     <w:p>
@@ -457,7 +555,7 @@
         <w:pStyle w:val="ListBullet"/>
       </w:pPr>
       <w:r>
-        <w:t>Evaluar si conviene sumar `Availability` o `PhysicalAssessment`.</w:t>
+        <w:t>Pasar de partidos por jugador a partidos compartidos por plantel si se quiere ganar realismo extra.</w:t>
       </w:r>
     </w:p>
     <w:p>
@@ -465,7 +563,7 @@
         <w:pStyle w:val="ListBullet"/>
       </w:pPr>
       <w:r>
-        <w:t>Revisar si PyTorch puede justificar su complejidad frente al baseline lineal bajo este target temporal.</w:t>
+        <w:t>Revisar si PyTorch puede justificar su complejidad frente al baseline lineal tambien en `PR-AUC`, no solo en `F1`.</w:t>
       </w:r>
     </w:p>
     <w:p/>

--- a/docs/model_training_plan.docx
+++ b/docs/model_training_plan.docx
@@ -24,7 +24,15 @@
         <w:pStyle w:val="ListBullet"/>
       </w:pPr>
       <w:r>
-        <w:t>Este plan queda versionado para la rama `training`.</w:t>
+        <w:t>Este plan se actualiza sobre la rama activa `reformas-finales`.</w:t>
+      </w:r>
+    </w:p>
+    <w:p>
+      <w:pPr>
+        <w:pStyle w:val="ListBullet"/>
+      </w:pPr>
+      <w:r>
+        <w:t>`training` queda como rama estable cerrada del MVP corregido; `reformas-finales` queda como rama activa para nuevas reformas.</w:t>
       </w:r>
     </w:p>
     <w:p>
@@ -129,7 +137,7 @@
         <w:pStyle w:val="ListBullet"/>
       </w:pPr>
       <w:r>
-        <w:t>Resultado: PyTorch dejo de colapsar y alcanzo F1 0.3768 en test.</w:t>
+        <w:t>Resultado: PyTorch dejo de colapsar y alcanzo F1 0.5088 en test.</w:t>
       </w:r>
     </w:p>
     <w:p/>
@@ -244,7 +252,7 @@
         <w:pStyle w:val="ListBullet"/>
       </w:pPr>
       <w:r>
-        <w:t>Estado actual: PyTorch supera al baseline en F1 operativa con 0.3768 vs 0.3659, pero sigue por debajo en `PR-AUC`.</w:t>
+        <w:t>Estado actual: PyTorch crudo supera al baseline en PR-AUC con 0.4826 vs 0.4728 y en F1 con 0.5088 vs 0.4875.</w:t>
       </w:r>
     </w:p>
     <w:p/>
@@ -318,7 +326,7 @@
         <w:pStyle w:val="ListBullet"/>
       </w:pPr>
       <w:r>
-        <w:t>Resultado actual: PyTorch queda en F1 0.3768 y PR-AUC 0.2371.</w:t>
+        <w:t>Resultado actual: PyTorch queda en F1 0.5088 y PR-AUC 0.4826.</w:t>
       </w:r>
     </w:p>
     <w:p>
@@ -326,7 +334,7 @@
         <w:pStyle w:val="ListBullet"/>
       </w:pPr>
       <w:r>
-        <w:t>Aun asi, el baseline lineal balanceado sigue siendo superior.</w:t>
+        <w:t>En la corrida oficial actual, la salida cruda de PyTorch queda por encima del baseline lineal balanceado en PR-AUC y F1.</w:t>
       </w:r>
     </w:p>
     <w:p/>
@@ -375,7 +383,7 @@
         <w:pStyle w:val="ListBullet"/>
       </w:pPr>
       <w:r>
-        <w:t>Resultado actual: PyTorch queda en F1 0.3768 y PR-AUC 0.2371.</w:t>
+        <w:t>Resultado actual: PyTorch queda en F1 0.5088 y PR-AUC 0.4826.</w:t>
       </w:r>
     </w:p>
     <w:p>
@@ -383,7 +391,7 @@
         <w:pStyle w:val="ListBullet"/>
       </w:pPr>
       <w:r>
-        <w:t>El baseline lineal balanceado sigue siendo superior.</w:t>
+        <w:t>La comparacion se conserva porque el baseline sigue siendo referencia obligatoria.</w:t>
       </w:r>
     </w:p>
     <w:p/>
@@ -424,7 +432,7 @@
         <w:pStyle w:val="ListBullet"/>
       </w:pPr>
       <w:r>
-        <w:t>Resultado actual: PyTorch queda en F1 0.3768 y PR-AUC 0.2371 sobre un target con tasa positiva 1.69%.</w:t>
+        <w:t>Resultado actual: PyTorch queda en F1 0.5088 y PR-AUC 0.4826 sobre un target con tasa positiva 7.99%.</w:t>
       </w:r>
     </w:p>
     <w:p>
@@ -432,7 +440,7 @@
         <w:pStyle w:val="ListBullet"/>
       </w:pPr>
       <w:r>
-        <w:t>El baseline lineal balanceado sigue siendo superior.</w:t>
+        <w:t>La salida calibrada queda como referencia secundaria con PR-AUC 0.4617 y F1 0.5162.</w:t>
       </w:r>
     </w:p>
     <w:p/>
@@ -473,7 +481,7 @@
         <w:pStyle w:val="ListBullet"/>
       </w:pPr>
       <w:r>
-        <w:t>Resultado actual: PyTorch queda en F1 0.3768 y PR-AUC 0.2371.</w:t>
+        <w:t>Resultado actual: PyTorch queda en F1 0.5088 y PR-AUC 0.4826.</w:t>
       </w:r>
     </w:p>
     <w:p>
@@ -481,7 +489,7 @@
         <w:pStyle w:val="ListBullet"/>
       </w:pPr>
       <w:r>
-        <w:t>Conclusion honesta: el dataset queda metodologicamente mas rico y la arquitectura residual ya mejora el F1 operativo, pero el baseline lineal balanceado sigue arriba en ranking global.</w:t>
+        <w:t>Conclusion honesta: el dataset queda metodologicamente mas rico y la salida cruda de PyTorch ahora supera el baseline en la corrida oficial actual, pero debe seguir comparandose en cada reentrenamiento.</w:t>
       </w:r>
     </w:p>
     <w:p/>
@@ -522,7 +530,7 @@
         <w:pStyle w:val="ListBullet"/>
       </w:pPr>
       <w:r>
-        <w:t>Resultado actual: PyTorch supera al baseline en `F1` y precision, pero no en `ROC-AUC` ni `PR-AUC`.</w:t>
+        <w:t>Resultado actual: PyTorch crudo supera al baseline en `PR-AUC` y `F1`; la version calibrada queda como evidencia secundaria.</w:t>
       </w:r>
     </w:p>
     <w:p/>
@@ -539,7 +547,7 @@
         <w:pStyle w:val="Heading3"/>
       </w:pPr>
       <w:r>
-        <w:t>Etapa 11 recomendada: redisenar aun mas el target y la relacion partido-plantel</w:t>
+        <w:t>Etapa 11 recomendada: revisar estabilidad del target y la relacion partido-plantel</w:t>
       </w:r>
     </w:p>
     <w:p>
@@ -563,7 +571,7 @@
         <w:pStyle w:val="ListBullet"/>
       </w:pPr>
       <w:r>
-        <w:t>Revisar si PyTorch puede justificar su complejidad frente al baseline lineal tambien en `PR-AUC`, no solo en `F1`.</w:t>
+        <w:t>Verificar que la ventaja actual de PyTorch se mantenga con nuevas semillas o con datos reales cuando existan.</w:t>
       </w:r>
     </w:p>
     <w:p/>
@@ -628,7 +636,7 @@
         <w:pStyle w:val="ListBullet"/>
       </w:pPr>
       <w:r>
-        <w:t>Si PyTorch no supera al baseline tras esa iteracion, el baseline debe quedar reconocido como referencia principal de rendimiento.</w:t>
+        <w:t>Si PyTorch deja de superar al baseline en una futura corrida, el baseline debe quedar reconocido como referencia principal de rendimiento para esa version.</w:t>
       </w:r>
     </w:p>
     <w:p/>
@@ -742,7 +750,7 @@
         <w:pStyle w:val="ListBullet"/>
       </w:pPr>
       <w:r>
-        <w:t>Todo este trabajo se mantiene en la rama `training` hasta que se decida mergearlo.</w:t>
+        <w:t>`training` queda cerrada como base estable; las nuevas reformas continuan en `reformas-finales` salvo decision explicita en contrario.</w:t>
       </w:r>
     </w:p>
     <w:p>
